--- a/templates/sas-attestation-domicile.docx
+++ b/templates/sas-attestation-domicile.docx
@@ -13,7 +13,6 @@
           <w:b/>
           <w:sz w:val="25"/>
           <w:szCs w:val="28"/>
-          <w:rtl w:val="0"/>
         </w:rPr>
         <w:t xml:space="preserve">{{NOM_SOCIETE}}</w:t>
       </w:r>
@@ -28,7 +27,6 @@
           <w:rFonts w:ascii="Cambria" w:cs="Cambria" w:eastAsia="Cambria" w:hAnsi="Cambria"/>
           <w:sz w:val="20"/>
           <w:szCs w:val="20"/>
-          <w:rtl w:val="0"/>
         </w:rPr>
         <w:t xml:space="preserve">Société par actions simplifiée au capital de {{CAPITAL}} euros</w:t>
       </w:r>
@@ -43,7 +41,6 @@
           <w:rFonts w:ascii="Cambria" w:cs="Cambria" w:eastAsia="Cambria" w:hAnsi="Cambria"/>
           <w:sz w:val="20"/>
           <w:szCs w:val="20"/>
-          <w:rtl w:val="0"/>
         </w:rPr>
         <w:t xml:space="preserve">Siège social : {{ADRESSE_SIEGE}}</w:t>
       </w:r>
@@ -61,9 +58,8 @@
           <w:caps/>
           <w:sz w:val="26"/>
           <w:szCs w:val="26"/>
-          <w:rtl w:val="0"/>
-        </w:rPr>
-        <w:t xml:space="preserve">ATTESTATION DE DOMICILIATION DU SIÈGE SOCIAL</w:t>
+        </w:rPr>
+        <w:t xml:space="preserve">Mise à disposition de locaux {{MENTION_DUREE_TITRE}}</w:t>
       </w:r>
     </w:p>
     <w:p>
@@ -75,157 +71,226 @@
         <w:rPr>
           <w:rFonts w:ascii="Cambria" w:cs="Cambria" w:eastAsia="Cambria" w:hAnsi="Cambria"/>
           <w:b/>
-          <w:rtl w:val="0"/>
-        </w:rPr>
-        <w:t xml:space="preserve">Je soussigné(e),</w:t>
-      </w:r>
-    </w:p>
-    <w:p>
-      <w:pPr>
-        <w:spacing w:before="0" w:after="120" w:line="276" w:lineRule="auto"/>
-      </w:pPr>
-      <w:r>
-        <w:rPr>
-          <w:rFonts w:ascii="Cambria" w:cs="Cambria" w:eastAsia="Cambria" w:hAnsi="Cambria"/>
-          <w:rtl w:val="0"/>
-        </w:rPr>
-        <w:t xml:space="preserve">{{CIVILITE_NOM_PRENOM_1}}, né(e) le {{DATE_NAISSANCE_1}} à {{LIEU_NAISSANCE_1}}, de nationalité {{NATIONALITE_1}}, demeurant {{ADRESSE_ASSOCIE_1}},</w:t>
+        </w:rPr>
+        <w:t xml:space="preserve">{{LE_SOUSSIGNE}} :</w:t>
       </w:r>
     </w:p>
     <w:p>
       <w:pPr>
         <w:spacing w:before="0" w:after="240" w:line="276" w:lineRule="auto"/>
-      </w:pPr>
-      <w:r>
-        <w:rPr>
-          <w:rFonts w:ascii="Cambria" w:cs="Cambria" w:eastAsia="Cambria" w:hAnsi="Cambria"/>
-          <w:rtl w:val="0"/>
-        </w:rPr>
-        <w:t xml:space="preserve">agissant en qualité de Président de la société {{NOM_SOCIETE}}, société par actions simplifiée au capital de {{CAPITAL}} euros,</w:t>
-      </w:r>
-    </w:p>
-    <w:p>
-      <w:pPr>
-        <w:keepNext/>
-        <w:spacing w:before="0" w:after="120" w:line="276" w:lineRule="auto"/>
+        <w:jc w:val="both"/>
+      </w:pPr>
+      <w:r>
+        <w:rPr>
+          <w:rFonts w:ascii="Cambria" w:cs="Cambria" w:eastAsia="Cambria" w:hAnsi="Cambria"/>
+        </w:rPr>
+        <w:t xml:space="preserve">{{CIVILITE_NOM_PRENOM_1}}, né(e) le {{DATE_NAISSANCE_1}} à {{LIEU_NAISSANCE_1}}, de nationalité {{NATIONALITE_1}}, demeurant {{ADRESSE_ASSOCIE_1}}.</w:t>
+      </w:r>
+    </w:p>
+    <w:p>
+      <w:pPr>
+        <w:spacing w:before="0" w:after="120" w:line="276" w:lineRule="auto"/>
+        <w:jc w:val="both"/>
+      </w:pPr>
+      <w:r>
+        <w:rPr>
+          <w:rFonts w:ascii="Cambria" w:cs="Cambria" w:eastAsia="Cambria" w:hAnsi="Cambria"/>
+        </w:rPr>
+        <w:t xml:space="preserve">Agissant en tant que résident habituel de son domicile principal, {{DONT_IL_EST}} {{STATUT_OCCUPATION}}, atteste que celui-ci est mis à disposition de :</w:t>
+      </w:r>
+    </w:p>
+    <w:p>
+      <w:pPr>
+        <w:spacing w:before="0" w:after="40" w:line="276" w:lineRule="auto"/>
+        <w:jc w:val="center"/>
       </w:pPr>
       <w:r>
         <w:rPr>
           <w:rFonts w:ascii="Cambria" w:cs="Cambria" w:eastAsia="Cambria" w:hAnsi="Cambria"/>
           <w:b/>
-          <w:rtl w:val="0"/>
-        </w:rPr>
-        <w:t xml:space="preserve">déclare domicilier le siège social de cette société à mon domicile personnel sis :</w:t>
-      </w:r>
-    </w:p>
-    <w:p>
-      <w:pPr>
-        <w:spacing w:before="0" w:after="240" w:line="276" w:lineRule="auto"/>
-      </w:pPr>
-      <w:r>
-        <w:rPr>
-          <w:rFonts w:ascii="Cambria" w:cs="Cambria" w:eastAsia="Cambria" w:hAnsi="Cambria"/>
-          <w:rtl w:val="0"/>
-        </w:rPr>
-        <w:t xml:space="preserve">{{ADRESSE_SIEGE}}</w:t>
-      </w:r>
-    </w:p>
-    <w:p>
-      <w:pPr>
-        <w:spacing w:before="0" w:after="240" w:line="276" w:lineRule="auto"/>
-      </w:pPr>
-      <w:r>
-        <w:rPr>
-          <w:rFonts w:ascii="Cambria" w:cs="Cambria" w:eastAsia="Cambria" w:hAnsi="Cambria"/>
-          <w:rtl w:val="0"/>
-        </w:rPr>
-        <w:t xml:space="preserve">dont je suis {{STATUT_OCCUPATION}}.</w:t>
-      </w:r>
-    </w:p>
-    <w:p>
-      <w:pPr>
-        <w:spacing w:before="0" w:after="240" w:line="276" w:lineRule="auto"/>
-      </w:pPr>
-      <w:r>
-        <w:rPr>
-          <w:rFonts w:ascii="Cambria" w:cs="Cambria" w:eastAsia="Cambria" w:hAnsi="Cambria"/>
-          <w:rtl w:val="0"/>
-        </w:rPr>
-        <w:t xml:space="preserve">Cette domiciliation est effectuée conformément aux dispositions de l'article L. 123-11-1 du Code de commerce, pour une durée ne pouvant ni excéder cinq (5) ans à compter de l'immatriculation de la société, ni dépasser le terme légal, contractuel ou judiciaire de l'occupation des locaux.</w:t>
-      </w:r>
-    </w:p>
-    <w:p>
-      <w:pPr>
-        <w:spacing w:before="0" w:after="240" w:line="276" w:lineRule="auto"/>
-      </w:pPr>
-      <w:r>
-        <w:rPr>
-          <w:rFonts w:ascii="Cambria" w:cs="Cambria" w:eastAsia="Cambria" w:hAnsi="Cambria"/>
-          <w:rtl w:val="0"/>
-        </w:rPr>
-        <w:t xml:space="preserve">Je certifie sur l'honneur qu'aucune disposition législative ou stipulation contractuelle ne s'oppose à l'établissement du siège social à cette adresse.</w:t>
-      </w:r>
-    </w:p>
-    <w:p>
-      <w:pPr>
-        <w:spacing w:before="0" w:after="360" w:line="276" w:lineRule="auto"/>
-      </w:pPr>
-      <w:r>
-        <w:rPr>
-          <w:rFonts w:ascii="Cambria" w:cs="Cambria" w:eastAsia="Cambria" w:hAnsi="Cambria"/>
-          <w:rtl w:val="0"/>
-        </w:rPr>
-        <w:t xml:space="preserve">La présente attestation est établie pour servir et valoir ce que de droit, notamment en vue de l'immatriculation de la société au Registre du Commerce et des Sociétés.</w:t>
-      </w:r>
-    </w:p>
-    <w:p>
-      <w:pPr>
-        <w:spacing w:before="0" w:after="360" w:line="276" w:lineRule="auto"/>
-      </w:pPr>
-      <w:r>
-        <w:rPr>
-          <w:rFonts w:ascii="Cambria" w:cs="Cambria" w:eastAsia="Cambria" w:hAnsi="Cambria"/>
-          <w:rtl w:val="0"/>
-        </w:rPr>
-        <w:t xml:space="preserve">Fait à {{VILLE_SOCIETE}}, le {{DATE_SIGNATURE_COURTE}},</w:t>
-      </w:r>
-    </w:p>
-    <w:p>
-      <w:pPr>
-        <w:spacing w:before="0" w:after="0" w:line="276" w:lineRule="auto"/>
-      </w:pPr>
-      <w:r>
-        <w:rPr>
-          <w:rFonts w:ascii="Cambria" w:cs="Cambria" w:eastAsia="Cambria" w:hAnsi="Cambria"/>
-          <w:rtl w:val="0"/>
-        </w:rPr>
-        <w:t xml:space="preserve">{{CIVILITE_NOM_PRENOM_1}}</w:t>
-      </w:r>
-    </w:p>
-    <w:p>
-      <w:pPr>
-        <w:spacing w:before="0" w:after="120" w:line="276" w:lineRule="auto"/>
+          <w:sz w:val="25"/>
+          <w:szCs w:val="28"/>
+        </w:rPr>
+        <w:t xml:space="preserve">{{NOM_SOCIETE}}</w:t>
+      </w:r>
+    </w:p>
+    <w:p>
+      <w:pPr>
+        <w:spacing w:before="0" w:after="40" w:line="276" w:lineRule="auto"/>
+        <w:jc w:val="center"/>
       </w:pPr>
       <w:r>
         <w:rPr>
           <w:rFonts w:ascii="Cambria" w:cs="Cambria" w:eastAsia="Cambria" w:hAnsi="Cambria"/>
           <w:sz w:val="20"/>
           <w:szCs w:val="20"/>
-          <w:rtl w:val="0"/>
+        </w:rPr>
+        <w:t xml:space="preserve">Société par actions simplifiée au capital de {{CAPITAL}} euros</w:t>
+      </w:r>
+    </w:p>
+    <w:p>
+      <w:pPr>
+        <w:spacing w:before="0" w:after="360" w:line="276" w:lineRule="auto"/>
+        <w:jc w:val="center"/>
+      </w:pPr>
+      <w:r>
+        <w:rPr>
+          <w:rFonts w:ascii="Cambria" w:cs="Cambria" w:eastAsia="Cambria" w:hAnsi="Cambria"/>
+          <w:sz w:val="20"/>
+          <w:szCs w:val="20"/>
+        </w:rPr>
+        <w:t xml:space="preserve">Siège social : {{ADRESSE_SIEGE}}</w:t>
+      </w:r>
+    </w:p>
+    <w:p>
+      <w:pPr>
+        <w:spacing w:before="0" w:after="120" w:line="276" w:lineRule="auto"/>
+        <w:jc w:val="both"/>
+      </w:pPr>
+      <w:r>
+        <w:rPr>
+          <w:rFonts w:ascii="Cambria" w:cs="Cambria" w:eastAsia="Cambria" w:hAnsi="Cambria"/>
+        </w:rPr>
+        <w:t xml:space="preserve">{{DONT_IL_EST}} Président, pour y installer son siège social dès ce jour, {{MENTION_DUREE}}, afin d'y exercer une activité ne nécessitant pas le passage de clientèle ni la réception de marchandises (article L. 123-11 du code de commerce).</w:t>
+      </w:r>
+    </w:p>
+    <w:p>
+      <w:pPr>
+        <w:spacing w:before="0" w:after="0" w:line="276" w:lineRule="auto"/>
+      </w:pPr>
+      <w:r>
+        <w:rPr>
+          <w:rFonts w:ascii="Cambria" w:cs="Cambria" w:eastAsia="Cambria" w:hAnsi="Cambria"/>
+        </w:rPr>
+        <w:t xml:space="preserve">{{#DUREE_LIMITEE}}</w:t>
+      </w:r>
+    </w:p>
+    <w:p>
+      <w:pPr>
+        <w:spacing w:before="0" w:after="120" w:line="276" w:lineRule="auto"/>
+        <w:jc w:val="both"/>
+      </w:pPr>
+      <w:r>
+        <w:rPr>
+          <w:rFonts w:ascii="Cambria" w:cs="Cambria" w:eastAsia="Cambria" w:hAnsi="Cambria"/>
+        </w:rPr>
+        <w:t xml:space="preserve">Une stipulation du bail ou du règlement de copropriété s'opposant à cette domiciliation, celle-ci est consentie pour une durée ne pouvant ni excéder cinq ans à compter de l'immatriculation de la société, ni dépasser le terme légal, contractuel ou judiciaire de l'occupation des locaux, conformément à l'article L. 123-11-1 du code de commerce.</w:t>
+      </w:r>
+    </w:p>
+    <w:p>
+      <w:pPr>
+        <w:spacing w:before="0" w:after="120" w:line="276" w:lineRule="auto"/>
+        <w:jc w:val="both"/>
+      </w:pPr>
+      <w:r>
+        <w:rPr>
+          <w:rFonts w:ascii="Cambria" w:cs="Cambria" w:eastAsia="Cambria" w:hAnsi="Cambria"/>
+        </w:rPr>
+        <w:t xml:space="preserve">{{LE_SOUSSIGNE}} s'engage à notifier cette domiciliation, par lettre recommandée avec demande d'avis de réception, au bailleur, au syndicat de copropriété ou au représentant de l'ensemble immobilier, dans le mois de l'immatriculation.</w:t>
+      </w:r>
+    </w:p>
+    <w:p>
+      <w:pPr>
+        <w:spacing w:before="0" w:after="0" w:line="276" w:lineRule="auto"/>
+      </w:pPr>
+      <w:r>
+        <w:rPr>
+          <w:rFonts w:ascii="Cambria" w:cs="Cambria" w:eastAsia="Cambria" w:hAnsi="Cambria"/>
+        </w:rPr>
+        <w:t xml:space="preserve">{{/DUREE_LIMITEE}}</w:t>
+      </w:r>
+    </w:p>
+    <w:p>
+      <w:pPr>
+        <w:spacing w:before="0" w:after="0" w:line="276" w:lineRule="auto"/>
+      </w:pPr>
+      <w:r>
+        <w:rPr>
+          <w:rFonts w:ascii="Cambria" w:cs="Cambria" w:eastAsia="Cambria" w:hAnsi="Cambria"/>
+        </w:rPr>
+        <w:t xml:space="preserve">{{^DUREE_LIMITEE}}</w:t>
+      </w:r>
+    </w:p>
+    <w:p>
+      <w:pPr>
+        <w:spacing w:before="0" w:after="120" w:line="276" w:lineRule="auto"/>
+        <w:jc w:val="both"/>
+      </w:pPr>
+      <w:r>
+        <w:rPr>
+          <w:rFonts w:ascii="Cambria" w:cs="Cambria" w:eastAsia="Cambria" w:hAnsi="Cambria"/>
+        </w:rPr>
+        <w:t xml:space="preserve">{{LE_SOUSSIGNE}} certifie sur l'honneur qu'aucune disposition législative ni stipulation contractuelle ne s'oppose à l'établissement du siège social à cette adresse, de sorte que la mise à disposition n'est assortie d'aucun terme.</w:t>
+      </w:r>
+    </w:p>
+    <w:p>
+      <w:pPr>
+        <w:spacing w:before="0" w:after="0" w:line="276" w:lineRule="auto"/>
+      </w:pPr>
+      <w:r>
+        <w:rPr>
+          <w:rFonts w:ascii="Cambria" w:cs="Cambria" w:eastAsia="Cambria" w:hAnsi="Cambria"/>
+        </w:rPr>
+        <w:t xml:space="preserve">{{/DUREE_LIMITEE}}</w:t>
+      </w:r>
+    </w:p>
+    <w:p>
+      <w:pPr>
+        <w:spacing w:before="0" w:after="360" w:line="276" w:lineRule="auto"/>
+        <w:jc w:val="both"/>
+      </w:pPr>
+      <w:r>
+        <w:rPr>
+          <w:rFonts w:ascii="Cambria" w:cs="Cambria" w:eastAsia="Cambria" w:hAnsi="Cambria"/>
+        </w:rPr>
+        <w:t xml:space="preserve">La présente attestation est établie pour servir et valoir ce que de droit, notamment en vue de l'immatriculation de la société au registre du commerce et des sociétés.</w:t>
+      </w:r>
+    </w:p>
+    <w:p>
+      <w:pPr>
+        <w:spacing w:before="0" w:after="120" w:line="276" w:lineRule="auto"/>
+        <w:jc w:val="both"/>
+      </w:pPr>
+      <w:r>
+        <w:rPr>
+          <w:rFonts w:ascii="Cambria" w:cs="Cambria" w:eastAsia="Cambria" w:hAnsi="Cambria"/>
+        </w:rPr>
+        <w:t xml:space="preserve">Fait à {{VILLE_SOCIETE}}, le {{DATE_SIGNATURE_COURTE}}</w:t>
+      </w:r>
+    </w:p>
+    <w:p>
+      <w:pPr>
+        <w:spacing w:before="480" w:after="0" w:line="276" w:lineRule="auto"/>
+      </w:pPr>
+      <w:r>
+        <w:rPr>
+          <w:rFonts w:ascii="Cambria" w:cs="Cambria" w:eastAsia="Cambria" w:hAnsi="Cambria"/>
+        </w:rPr>
+        <w:t xml:space="preserve">______________________________</w:t>
+      </w:r>
+    </w:p>
+    <w:p>
+      <w:pPr>
+        <w:spacing w:before="0" w:after="0" w:line="276" w:lineRule="auto"/>
+      </w:pPr>
+      <w:r>
+        <w:rPr>
+          <w:rFonts w:ascii="Cambria" w:cs="Cambria" w:eastAsia="Cambria" w:hAnsi="Cambria"/>
+        </w:rPr>
+        <w:t xml:space="preserve">{{CIVILITE_NOM_PRENOM_1}}</w:t>
+      </w:r>
+    </w:p>
+    <w:p>
+      <w:pPr>
+        <w:spacing w:before="0" w:after="120" w:line="276" w:lineRule="auto"/>
+      </w:pPr>
+      <w:r>
+        <w:rPr>
+          <w:rFonts w:ascii="Cambria" w:cs="Cambria" w:eastAsia="Cambria" w:hAnsi="Cambria"/>
+          <w:sz w:val="20"/>
+          <w:szCs w:val="20"/>
         </w:rPr>
         <w:t xml:space="preserve">Président</w:t>
-      </w:r>
-    </w:p>
-    <w:p>
-      <w:pPr>
-        <w:spacing w:before="480" w:after="0" w:line="276" w:lineRule="auto"/>
-      </w:pPr>
-      <w:r>
-        <w:rPr>
-          <w:rFonts w:ascii="Cambria" w:cs="Cambria" w:eastAsia="Cambria" w:hAnsi="Cambria"/>
-          <w:rtl w:val="0"/>
-        </w:rPr>
-        <w:t xml:space="preserve">______________________________</w:t>
       </w:r>
     </w:p>
   </w:body>

--- a/templates/sas-attestation-domicile.docx
+++ b/templates/sas-attestation-domicile.docx
@@ -84,7 +84,7 @@
         <w:rPr>
           <w:rFonts w:ascii="Cambria" w:cs="Cambria" w:eastAsia="Cambria" w:hAnsi="Cambria"/>
         </w:rPr>
-        <w:t xml:space="preserve">{{CIVILITE_NOM_PRENOM_1}}, né(e) le {{DATE_NAISSANCE_1}} à {{LIEU_NAISSANCE_1}}, de nationalité {{NATIONALITE_1}}, demeurant {{ADRESSE_ASSOCIE_1}}.</w:t>
+        <w:t xml:space="preserve">{{IDENTITE_GERANT}}.</w:t>
       </w:r>
     </w:p>
     <w:p>
@@ -255,7 +255,7 @@
         <w:rPr>
           <w:rFonts w:ascii="Cambria" w:cs="Cambria" w:eastAsia="Cambria" w:hAnsi="Cambria"/>
         </w:rPr>
-        <w:t xml:space="preserve">Fait à {{VILLE_SOCIETE}}, le {{DATE_SIGNATURE_COURTE}}</w:t>
+        <w:t xml:space="preserve">Fait le {{DATE_SIGNATURE}} à {{VILLE_SOCIETE}}.</w:t>
       </w:r>
     </w:p>
     <w:p>

--- a/templates/sas-attestation-domicile.docx
+++ b/templates/sas-attestation-domicile.docx
@@ -277,7 +277,7 @@
         <w:rPr>
           <w:rFonts w:ascii="Cambria" w:cs="Cambria" w:eastAsia="Cambria" w:hAnsi="Cambria"/>
         </w:rPr>
-        <w:t xml:space="preserve">{{CIVILITE_NOM_PRENOM_1}}</w:t>
+        <w:t xml:space="preserve">{{CIVILITE_NOM_PRENOM_DIRIGEANT}}</w:t>
       </w:r>
     </w:p>
     <w:p>

--- a/templates/sas-attestation-domicile.docx
+++ b/templates/sas-attestation-domicile.docx
@@ -220,7 +220,7 @@
         <w:rPr>
           <w:rFonts w:ascii="Cambria" w:cs="Cambria" w:eastAsia="Cambria" w:hAnsi="Cambria"/>
         </w:rPr>
-        <w:t xml:space="preserve">{{LE_SOUSSIGNE}} certifie sur l'honneur qu'aucune disposition législative ni stipulation contractuelle ne s'oppose à l'établissement du siège social à cette adresse, de sorte que la mise à disposition n'est assortie d'aucun terme.</w:t>
+        <w:t xml:space="preserve">{{LE_SOUSSIGNE}} certifie sur l'honneur qu'aucune disposition législative ni stipulation contractuelle ne s'oppose à l'établissement du siège social à cette adresse. La mise à disposition est consentie sans limitation de durée et confère à la société un droit de jouissance privatif sur les locaux.</w:t>
       </w:r>
     </w:p>
     <w:p>
